--- a/module-6/Contreras-movies-queries.docx
+++ b/module-6/Contreras-movies-queries.docx
@@ -33,19 +33,21 @@
           <w:sz w:val="22"/>
           <w:szCs w:val="22"/>
         </w:rPr>
-        <w:t>CSD-310 | Database Concepts</w:t>
+        <w:t>April 2</w:t>
       </w:r>
-    </w:p>
-    <w:p>
-      <w:pPr>
-        <w:spacing w:after="80"/>
-      </w:pPr>
       <w:r>
         <w:rPr>
           <w:sz w:val="22"/>
           <w:szCs w:val="22"/>
         </w:rPr>
-        <w:t>April 20, 2026</w:t>
+        <w:t>5</w:t>
+      </w:r>
+      <w:r>
+        <w:rPr>
+          <w:sz w:val="22"/>
+          <w:szCs w:val="22"/>
+        </w:rPr>
+        <w:t>, 2026</w:t>
       </w:r>
     </w:p>
     <w:p>
@@ -55,346 +57,73 @@
     </w:p>
     <w:p>
       <w:pPr>
-        <w:pStyle w:val="Heading1"/>
+        <w:spacing w:after="160"/>
       </w:pPr>
       <w:r>
-        <w:t>Query 1 – Studio Records</w:t>
+        <w:rPr>
+          <w:noProof/>
+          <w:color w:val="000000"/>
+          <w:sz w:val="22"/>
+          <w:szCs w:val="22"/>
+          <w:bdr w:val="none" w:sz="0" w:space="0" w:color="auto" w:frame="1"/>
+        </w:rPr>
+        <w:drawing>
+          <wp:inline distT="0" distB="0" distL="0" distR="0" wp14:anchorId="690ACE5F" wp14:editId="275B4E36">
+            <wp:extent cx="7791793" cy="4383716"/>
+            <wp:effectExtent l="0" t="0" r="0" b="0"/>
+            <wp:docPr id="80600720" name="Picture 1"/>
+            <wp:cNvGraphicFramePr>
+              <a:graphicFrameLocks xmlns:a="http://schemas.openxmlformats.org/drawingml/2006/main" noChangeAspect="1"/>
+            </wp:cNvGraphicFramePr>
+            <a:graphic xmlns:a="http://schemas.openxmlformats.org/drawingml/2006/main">
+              <a:graphicData uri="http://schemas.openxmlformats.org/drawingml/2006/picture">
+                <pic:pic xmlns:pic="http://schemas.openxmlformats.org/drawingml/2006/picture">
+                  <pic:nvPicPr>
+                    <pic:cNvPr id="0" name="Picture 1"/>
+                    <pic:cNvPicPr>
+                      <a:picLocks noChangeAspect="1" noChangeArrowheads="1"/>
+                    </pic:cNvPicPr>
+                  </pic:nvPicPr>
+                  <pic:blipFill>
+                    <a:blip r:embed="rId5" cstate="print">
+                      <a:extLst>
+                        <a:ext uri="{28A0092B-C50C-407E-A947-70E740481C1C}">
+                          <a14:useLocalDpi xmlns:a14="http://schemas.microsoft.com/office/drawing/2010/main" val="0"/>
+                        </a:ext>
+                      </a:extLst>
+                    </a:blip>
+                    <a:srcRect/>
+                    <a:stretch>
+                      <a:fillRect/>
+                    </a:stretch>
+                  </pic:blipFill>
+                  <pic:spPr bwMode="auto">
+                    <a:xfrm>
+                      <a:off x="0" y="0"/>
+                      <a:ext cx="7854118" cy="4418780"/>
+                    </a:xfrm>
+                    <a:prstGeom prst="rect">
+                      <a:avLst/>
+                    </a:prstGeom>
+                    <a:noFill/>
+                    <a:ln>
+                      <a:noFill/>
+                    </a:ln>
+                  </pic:spPr>
+                </pic:pic>
+              </a:graphicData>
+            </a:graphic>
+          </wp:inline>
+        </w:drawing>
       </w:r>
     </w:p>
     <w:p>
       <w:pPr>
-        <w:spacing w:after="120"/>
-      </w:pPr>
-      <w:r>
-        <w:t>The first query selects all records from the studio table, displaying the studio ID and studio name for each record.</w:t>
-      </w:r>
-    </w:p>
-    <w:p>
-      <w:pPr>
-        <w:spacing w:after="80"/>
-        <w:ind w:left="720"/>
-      </w:pPr>
-      <w:r>
-        <w:rPr>
-          <w:rFonts w:ascii="Courier New" w:eastAsia="Courier New" w:hAnsi="Courier New" w:cs="Courier New"/>
-          <w:color w:val="2E4057"/>
-          <w:sz w:val="22"/>
-          <w:szCs w:val="22"/>
-        </w:rPr>
-        <w:t xml:space="preserve">SELECT </w:t>
-      </w:r>
-      <w:proofErr w:type="spellStart"/>
-      <w:r>
-        <w:rPr>
-          <w:rFonts w:ascii="Courier New" w:eastAsia="Courier New" w:hAnsi="Courier New" w:cs="Courier New"/>
-          <w:color w:val="2E4057"/>
-          <w:sz w:val="22"/>
-          <w:szCs w:val="22"/>
-        </w:rPr>
-        <w:t>studio_id</w:t>
-      </w:r>
-      <w:proofErr w:type="spellEnd"/>
-      <w:r>
-        <w:rPr>
-          <w:rFonts w:ascii="Courier New" w:eastAsia="Courier New" w:hAnsi="Courier New" w:cs="Courier New"/>
-          <w:color w:val="2E4057"/>
-          <w:sz w:val="22"/>
-          <w:szCs w:val="22"/>
-        </w:rPr>
-        <w:t xml:space="preserve">, </w:t>
-      </w:r>
-      <w:proofErr w:type="spellStart"/>
-      <w:r>
-        <w:rPr>
-          <w:rFonts w:ascii="Courier New" w:eastAsia="Courier New" w:hAnsi="Courier New" w:cs="Courier New"/>
-          <w:color w:val="2E4057"/>
-          <w:sz w:val="22"/>
-          <w:szCs w:val="22"/>
-        </w:rPr>
-        <w:t>studio_name</w:t>
-      </w:r>
-      <w:proofErr w:type="spellEnd"/>
-      <w:r>
-        <w:rPr>
-          <w:rFonts w:ascii="Courier New" w:eastAsia="Courier New" w:hAnsi="Courier New" w:cs="Courier New"/>
-          <w:color w:val="2E4057"/>
-          <w:sz w:val="22"/>
-          <w:szCs w:val="22"/>
-        </w:rPr>
-        <w:t xml:space="preserve"> FROM studio</w:t>
-      </w:r>
-    </w:p>
-    <w:p>
-      <w:pPr>
-        <w:spacing w:after="160"/>
-      </w:pPr>
-    </w:p>
-    <w:p>
-      <w:pPr>
-        <w:pStyle w:val="Heading1"/>
-      </w:pPr>
-      <w:r>
-        <w:t>Query 2 – Genre Records</w:t>
-      </w:r>
-    </w:p>
-    <w:p>
-      <w:pPr>
-        <w:spacing w:after="120"/>
-      </w:pPr>
-      <w:r>
-        <w:t>The second query selects all records from the genre table, displaying the genre ID and genre name for each record.</w:t>
-      </w:r>
-    </w:p>
-    <w:p>
-      <w:pPr>
-        <w:spacing w:after="80"/>
-        <w:ind w:left="720"/>
-      </w:pPr>
-      <w:r>
-        <w:rPr>
-          <w:rFonts w:ascii="Courier New" w:eastAsia="Courier New" w:hAnsi="Courier New" w:cs="Courier New"/>
-          <w:color w:val="2E4057"/>
-          <w:sz w:val="22"/>
-          <w:szCs w:val="22"/>
-        </w:rPr>
-        <w:t xml:space="preserve">SELECT </w:t>
-      </w:r>
-      <w:proofErr w:type="spellStart"/>
-      <w:r>
-        <w:rPr>
-          <w:rFonts w:ascii="Courier New" w:eastAsia="Courier New" w:hAnsi="Courier New" w:cs="Courier New"/>
-          <w:color w:val="2E4057"/>
-          <w:sz w:val="22"/>
-          <w:szCs w:val="22"/>
-        </w:rPr>
-        <w:t>genre_id</w:t>
-      </w:r>
-      <w:proofErr w:type="spellEnd"/>
-      <w:r>
-        <w:rPr>
-          <w:rFonts w:ascii="Courier New" w:eastAsia="Courier New" w:hAnsi="Courier New" w:cs="Courier New"/>
-          <w:color w:val="2E4057"/>
-          <w:sz w:val="22"/>
-          <w:szCs w:val="22"/>
-        </w:rPr>
-        <w:t xml:space="preserve">, </w:t>
-      </w:r>
-      <w:proofErr w:type="spellStart"/>
-      <w:r>
-        <w:rPr>
-          <w:rFonts w:ascii="Courier New" w:eastAsia="Courier New" w:hAnsi="Courier New" w:cs="Courier New"/>
-          <w:color w:val="2E4057"/>
-          <w:sz w:val="22"/>
-          <w:szCs w:val="22"/>
-        </w:rPr>
-        <w:t>genre_name</w:t>
-      </w:r>
-      <w:proofErr w:type="spellEnd"/>
-      <w:r>
-        <w:rPr>
-          <w:rFonts w:ascii="Courier New" w:eastAsia="Courier New" w:hAnsi="Courier New" w:cs="Courier New"/>
-          <w:color w:val="2E4057"/>
-          <w:sz w:val="22"/>
-          <w:szCs w:val="22"/>
-        </w:rPr>
-        <w:t xml:space="preserve"> FROM genre</w:t>
-      </w:r>
-    </w:p>
-    <w:p>
-      <w:pPr>
-        <w:spacing w:after="160"/>
-      </w:pPr>
-    </w:p>
-    <w:p>
-      <w:pPr>
-        <w:pStyle w:val="Heading1"/>
-      </w:pPr>
-      <w:r>
-        <w:t>Query 3 – Short Film Records</w:t>
-      </w:r>
-    </w:p>
-    <w:p>
-      <w:pPr>
-        <w:spacing w:after="120"/>
-      </w:pPr>
-      <w:r>
-        <w:t>The third query selects films with a runtime of less than 120 minutes (two hours), displaying the film name and runtime.</w:t>
-      </w:r>
-    </w:p>
-    <w:p>
-      <w:pPr>
-        <w:spacing w:after="80"/>
-        <w:ind w:left="720"/>
-      </w:pPr>
-      <w:r>
-        <w:rPr>
-          <w:rFonts w:ascii="Courier New" w:eastAsia="Courier New" w:hAnsi="Courier New" w:cs="Courier New"/>
-          <w:color w:val="2E4057"/>
-          <w:sz w:val="22"/>
-          <w:szCs w:val="22"/>
-        </w:rPr>
-        <w:t xml:space="preserve">SELECT </w:t>
-      </w:r>
-      <w:proofErr w:type="spellStart"/>
-      <w:r>
-        <w:rPr>
-          <w:rFonts w:ascii="Courier New" w:eastAsia="Courier New" w:hAnsi="Courier New" w:cs="Courier New"/>
-          <w:color w:val="2E4057"/>
-          <w:sz w:val="22"/>
-          <w:szCs w:val="22"/>
-        </w:rPr>
-        <w:t>film_name</w:t>
-      </w:r>
-      <w:proofErr w:type="spellEnd"/>
-      <w:r>
-        <w:rPr>
-          <w:rFonts w:ascii="Courier New" w:eastAsia="Courier New" w:hAnsi="Courier New" w:cs="Courier New"/>
-          <w:color w:val="2E4057"/>
-          <w:sz w:val="22"/>
-          <w:szCs w:val="22"/>
-        </w:rPr>
-        <w:t xml:space="preserve">, </w:t>
-      </w:r>
-      <w:proofErr w:type="spellStart"/>
-      <w:r>
-        <w:rPr>
-          <w:rFonts w:ascii="Courier New" w:eastAsia="Courier New" w:hAnsi="Courier New" w:cs="Courier New"/>
-          <w:color w:val="2E4057"/>
-          <w:sz w:val="22"/>
-          <w:szCs w:val="22"/>
-        </w:rPr>
-        <w:t>film_runtime</w:t>
-      </w:r>
-      <w:proofErr w:type="spellEnd"/>
-      <w:r>
-        <w:rPr>
-          <w:rFonts w:ascii="Courier New" w:eastAsia="Courier New" w:hAnsi="Courier New" w:cs="Courier New"/>
-          <w:color w:val="2E4057"/>
-          <w:sz w:val="22"/>
-          <w:szCs w:val="22"/>
-        </w:rPr>
-        <w:t xml:space="preserve"> FROM film WHERE </w:t>
-      </w:r>
-      <w:proofErr w:type="spellStart"/>
-      <w:r>
-        <w:rPr>
-          <w:rFonts w:ascii="Courier New" w:eastAsia="Courier New" w:hAnsi="Courier New" w:cs="Courier New"/>
-          <w:color w:val="2E4057"/>
-          <w:sz w:val="22"/>
-          <w:szCs w:val="22"/>
-        </w:rPr>
-        <w:t>film_runtime</w:t>
-      </w:r>
-      <w:proofErr w:type="spellEnd"/>
-      <w:r>
-        <w:rPr>
-          <w:rFonts w:ascii="Courier New" w:eastAsia="Courier New" w:hAnsi="Courier New" w:cs="Courier New"/>
-          <w:color w:val="2E4057"/>
-          <w:sz w:val="22"/>
-          <w:szCs w:val="22"/>
-        </w:rPr>
-        <w:t xml:space="preserve"> &lt; 120</w:t>
-      </w:r>
-    </w:p>
-    <w:p>
-      <w:pPr>
-        <w:spacing w:after="160"/>
-      </w:pPr>
-    </w:p>
-    <w:p>
-      <w:pPr>
-        <w:pStyle w:val="Heading1"/>
-      </w:pPr>
-      <w:r>
-        <w:t>Query 4 – Director Records in Order</w:t>
-      </w:r>
-    </w:p>
-    <w:p>
-      <w:pPr>
-        <w:spacing w:after="120"/>
-      </w:pPr>
-      <w:r>
-        <w:t>The fourth query selects all film names and their directors, ordered alphabetically by director name.</w:t>
-      </w:r>
-    </w:p>
-    <w:p>
-      <w:pPr>
-        <w:spacing w:after="80"/>
-        <w:ind w:left="720"/>
-      </w:pPr>
-      <w:r>
-        <w:rPr>
-          <w:rFonts w:ascii="Courier New" w:eastAsia="Courier New" w:hAnsi="Courier New" w:cs="Courier New"/>
-          <w:color w:val="2E4057"/>
-          <w:sz w:val="22"/>
-          <w:szCs w:val="22"/>
-        </w:rPr>
-        <w:t xml:space="preserve">SELECT </w:t>
-      </w:r>
-      <w:proofErr w:type="spellStart"/>
-      <w:r>
-        <w:rPr>
-          <w:rFonts w:ascii="Courier New" w:eastAsia="Courier New" w:hAnsi="Courier New" w:cs="Courier New"/>
-          <w:color w:val="2E4057"/>
-          <w:sz w:val="22"/>
-          <w:szCs w:val="22"/>
-        </w:rPr>
-        <w:t>film_name</w:t>
-      </w:r>
-      <w:proofErr w:type="spellEnd"/>
-      <w:r>
-        <w:rPr>
-          <w:rFonts w:ascii="Courier New" w:eastAsia="Courier New" w:hAnsi="Courier New" w:cs="Courier New"/>
-          <w:color w:val="2E4057"/>
-          <w:sz w:val="22"/>
-          <w:szCs w:val="22"/>
-        </w:rPr>
-        <w:t xml:space="preserve">, </w:t>
-      </w:r>
-      <w:proofErr w:type="spellStart"/>
-      <w:r>
-        <w:rPr>
-          <w:rFonts w:ascii="Courier New" w:eastAsia="Courier New" w:hAnsi="Courier New" w:cs="Courier New"/>
-          <w:color w:val="2E4057"/>
-          <w:sz w:val="22"/>
-          <w:szCs w:val="22"/>
-        </w:rPr>
-        <w:t>film_director</w:t>
-      </w:r>
-      <w:proofErr w:type="spellEnd"/>
-      <w:r>
-        <w:rPr>
-          <w:rFonts w:ascii="Courier New" w:eastAsia="Courier New" w:hAnsi="Courier New" w:cs="Courier New"/>
-          <w:color w:val="2E4057"/>
-          <w:sz w:val="22"/>
-          <w:szCs w:val="22"/>
-        </w:rPr>
-        <w:t xml:space="preserve"> FROM film ORDER BY </w:t>
-      </w:r>
-      <w:proofErr w:type="spellStart"/>
-      <w:r>
-        <w:rPr>
-          <w:rFonts w:ascii="Courier New" w:eastAsia="Courier New" w:hAnsi="Courier New" w:cs="Courier New"/>
-          <w:color w:val="2E4057"/>
-          <w:sz w:val="22"/>
-          <w:szCs w:val="22"/>
-        </w:rPr>
-        <w:t>film_director</w:t>
-      </w:r>
-      <w:proofErr w:type="spellEnd"/>
-    </w:p>
-    <w:p>
-      <w:pPr>
-        <w:spacing w:after="160"/>
-      </w:pPr>
-    </w:p>
-    <w:p>
-      <w:pPr>
         <w:spacing w:after="160"/>
       </w:pPr>
     </w:p>
     <w:sectPr>
-      <w:pgSz w:w="12240" w:h="15840"/>
+      <w:pgSz w:w="15840" w:h="12240" w:orient="landscape"/>
       <w:pgMar w:top="1440" w:right="1440" w:bottom="1440" w:left="1440" w:header="708" w:footer="708" w:gutter="0"/>
       <w:cols w:space="720"/>
       <w:docGrid w:linePitch="360"/>

--- a/module-6/Contreras-movies-queries.docx
+++ b/module-6/Contreras-movies-queries.docx
@@ -68,7 +68,7 @@
           <w:bdr w:val="none" w:sz="0" w:space="0" w:color="auto" w:frame="1"/>
         </w:rPr>
         <w:drawing>
-          <wp:inline distT="0" distB="0" distL="0" distR="0" wp14:anchorId="690ACE5F" wp14:editId="275B4E36">
+          <wp:inline distT="0" distB="0" distL="0" distR="0" wp14:anchorId="690ACE5F" wp14:editId="7F68CEA7">
             <wp:extent cx="7791793" cy="4383716"/>
             <wp:effectExtent l="0" t="0" r="0" b="0"/>
             <wp:docPr id="80600720" name="Picture 1"/>
@@ -115,6 +115,22 @@
             </a:graphic>
           </wp:inline>
         </w:drawing>
+      </w:r>
+    </w:p>
+    <w:p>
+      <w:pPr>
+        <w:spacing w:after="160"/>
+      </w:pPr>
+      <w:r>
+        <w:t>Repository:</w:t>
+      </w:r>
+    </w:p>
+    <w:p>
+      <w:pPr>
+        <w:spacing w:after="160"/>
+      </w:pPr>
+      <w:r>
+        <w:t>https://github.com/fernandojosecc/csd-310</w:t>
       </w:r>
     </w:p>
     <w:p>
